--- a/example_articles/occupations/Unspecified/3.occupations_Unspecified_New_York_Times.docx
+++ b/example_articles/occupations/Unspecified/3.occupations_Unspecified_New_York_Times.docx
@@ -27,17 +27,17 @@
     </w:p>
     <w:p>
       <w:r>
-        <w:t>Source File: NYT/34.DOCX</w:t>
+        <w:t>Source file: NYT/34.DOCX</w:t>
       </w:r>
     </w:p>
     <w:p>
       <w:r>
-        <w:t>Raw locations result: ['New York']</w:t>
+        <w:t>Raw occupations result, 'occupations': ['NA']</w:t>
       </w:r>
     </w:p>
     <w:p>
       <w:r>
-        <w:t>occupations_stand_flat (Standardized): Unspecified</w:t>
+        <w:t>Standardized occupations result, 'occupations_stand_flat': Unspecified</w:t>
       </w:r>
     </w:p>
     <w:p>

--- a/example_articles/occupations/Unspecified/3.occupations_Unspecified_New_York_Times.docx
+++ b/example_articles/occupations/Unspecified/3.occupations_Unspecified_New_York_Times.docx
@@ -7,7 +7,7 @@
         <w:pStyle w:val="Heading1"/>
       </w:pPr>
       <w:r>
-        <w:t>Sculptures Are Changing the Look of Barcelona</w:t>
+        <w:t>A Better Way to Protect Deposits</w:t>
       </w:r>
     </w:p>
     <w:p>
@@ -17,12 +17,12 @@
     </w:p>
     <w:p>
       <w:r>
-        <w:t>Date: 1990-09-04</w:t>
+        <w:t>Date: 1990-11-26</w:t>
       </w:r>
     </w:p>
     <w:p>
       <w:r>
-        <w:t>Section: Section C; Page 13, Column 1; Cultural Desk</w:t>
+        <w:t>Section: Section A;; Section A; Page 18; Column 1; Editorial Desk; Column 1;; Editorial</w:t>
       </w:r>
     </w:p>
     <w:p>
@@ -49,79 +49,27 @@
     </w:p>
     <w:p>
       <w:r>
-        <w:t>As a striking exception to its practice of commissioning works, the city recently purchased a 21-foot-long whimsical cat by Fernando Botero.</w:t>
+        <w:t>The recent collapse of Freedom National Bank in Harlem demolished a proud symbol of black-owned neighborhood enterprise. It also focused attention on Federal deposit insurance, since several charitable organizations stand to lose hundreds of thousands in accounts they mistakenly thought were insured.</w:t>
         <w:br/>
-        <w:t>''It's kind of astonishing, isn't it?'' Ms. Pepper said in an interview. ''There is more energy in this place than any other place I've ever known.'' She herself is close to completing two companion sculptures: a peaked mass covered in ceramic, and an elegant spiral of trees lined with smaller ceramic masses that double as benches.</w:t>
+        <w:t>The plight of the Harlem charities should temper enthusiasm for proposals circulating within Congress and the Treasury Department to cut back the limits of federally insured deposits. There are better ways to protect taxpayers than by threatening depositors.</w:t>
         <w:br/>
-        <w:t>Art History With a Twist</w:t>
+        <w:t>Federal deposit insurance was enacted during the 1930's in the aftermath of massive bank failures brought on by the Depression. For 50 years, the system worked to protect solvent banks from panicky withdrawals and to give peace of mind to ordinary depositors.</w:t>
         <w:br/>
-        <w:t>The program in part reflects the sensitivities of this port city. Barcelona and its region, Catalonia, were one of Europe's greatest centers of medieval art and architecture. At the turn of the century, it was a center of Art Nouveau. The young Pablo Picasso found inspiration in a brothel here and painted ''Les Demoiselles d'Avignon,'' setting the stage for Cubism and changing art history forever. Other of the region's contributions to modern art include Miro and Salvador Dali.</w:t>
+        <w:t>Starting in the 1970's, Congress deregulated the interest rates that banks were allowed to pay depositors, raised insurance limits to $100,000 from $40,000 and loosened restrictions on bank investments. The combination proved deadly for savings and loan institutions, which had to pay much higher interest rates on deposits than they were earning on their long-term residential mortgages.</w:t>
         <w:br/>
-        <w:t>And all of it was done with - or perhaps because of - a Catalan twist. The region fights fiercely to maintain its language, its culture and its political autonomy inside Spain.</w:t>
+        <w:t>Failing S.&amp; L.'s offered fabulously high interest rates to attract deposits, then invested the new money in high-risk ventures. When the investments failed, the Government was stuck paying off depositors. Such gambling with federally insured deposits remains possible under current law.</w:t>
         <w:br/>
-        <w:t>''They're not doing this for tourism,'' Ms. Pepper said. ''They're doing it for civic pride. There is a whole other feeling about art here.''</w:t>
+        <w:t>Many in Congress and the Administration want to prevent a recurrence of the S.&amp; L. bailout by cutting back taxpayer liability. Some proposals would eliminate the right of depositors to keep separately insured accounts at different banks. Other proposals would return the ceiling on insured accounts to $40,000. The idea is to leave wealthy depositors exposed to loss so they will withdraw money from unsafe banks.</w:t>
         <w:br/>
-        <w:t>But behind the program, too, has been a bold theory of urban planning. Since 1979, two successive Socialist city administrations dominated by young intellectuals and architects have turned away from a traditional planning emphasis on grand sociological and engineering schemes to focus on a potpourri of projects intended to revive neighborhood identity and street life. Forty years of economic hardship and a fascist fetish for organization under Franco had sapped the communal street life that is the lifeblood of any thriving city, and particularly a Mediterranean one. The Franco years imposed a dense ring of dreary blue-collar apartment blocks that were choking the city.</w:t>
+        <w:t>There are glaring flaws in this idea. Lower deposit limits would hurt depositors who aren't rich. The Harlem charities are examples of depositors with more than $100,000 at stake. Working-class retirees who receive lump-sum pension payments of $60,000 or more might also find themselves vulnerable if deposit limits were reduced.</w:t>
         <w:br/>
-        <w:t xml:space="preserve"> </w:t>
+        <w:t>In addition, the incentive is sure to backfire. Professional investors and security analysts were unable to predict which savings and loan institutions would fail. How could ordinary depositors be able to tell which banks are sound? More likely, panicky depositors would withdraw money from solvent banks that become the unjustified targets of rumor.</w:t>
         <w:br/>
-        <w:t>'A New Democracy'</w:t>
+        <w:t>Beyond that, limits on deposit insurance have never been enforced in an evenhanded manner. Regulators do not, and probably cannot, allow depositors at large banks to suffer losses lest hasty withdrawals destabilize the banking system. Stricter limits, if passed, would wind up applying only to small banks, like Freedom National, threatening to drive them out of business.</w:t>
         <w:br/>
-        <w:t>The centerpieces of the new plan are the more than 150 plazas and a dozen new parks, designed by the Socialists' first planning czar, Oriol Bohigas, and carried out by his successor, Josep Antoni Acebillo. The sculptures were introduced, Mr. Bohigas said, to give dignity to these public spaces, most of them in working-class neighborhoods.</w:t>
+        <w:t>How then ought the system be reformed? A number of economists have proposed more workable legislation to prevent gambling with insured deposits. Such plans would require banks to keep a large cushion of marketable assets that could be readily claimed by regulatory authorities to pay back depositors. And as losses eroded these assets, regulatory authorities would be required, not just permitted, to stop a bank from extending new loans or distributing dividends.</w:t>
         <w:br/>
-        <w:t>''It's a new type of urban planning for a new democracy,'' he said, adding that other European cities, like Paris and Berlin, are moving toward similar planning approaches.</w:t>
-        <w:br/>
-        <w:t>That so many renowned artists were included, however, was serendipitous. On a visit to New York in the early 1980's, Barcelona's first Socialist Mayor, Narcis Serra, who was in his 30's, spent a night of art, dinner and punk rock in SoHo with Mr. Corbero, the Catalan sculptor, and several American sculptors. Mayor Serra came away inspired with the possibilities. Mr. Corbero and Mr. Hellman soon became volunteer go-betweens in finding the artists.</w:t>
-        <w:br/>
-        <w:t xml:space="preserve"> </w:t>
-        <w:br/>
-        <w:t>Freedom From Cost</w:t>
-        <w:br/>
-        <w:t>The response by sculptors has been overwhelming. They are paid $20,000, far less than some of them usually command. But their expenses for travel, materials and labor - more than $1 million in some cases - are paid for. Moreover, they say they rejoice in their artistic freedom and in the chance to share in the rebirth of Barcelona and Spanish democracy.</w:t>
-        <w:br/>
-        <w:t>''You're not well paid, but you're well gratified,'' Mr. Corbero said in an interview.</w:t>
-        <w:br/>
-        <w:t>Under the city's current Mayor, Pascual Maragall, another Socialist intellectual, the program still has no budget and no formal screening commission. Mr. Acebillo, the current planner, makes the decisions. The money, taken from different city budgets as needed, is often said to come from what city officials call the ''disaster budget'' - a fund to undo what Franco did to the city.</w:t>
-        <w:br/>
-        <w:t>''There are no bureaucratic problems,'' Ms. Pepper said. ''In most cities, the contracts are so complicated that you feel boxed in. You become a contractor more than an artist. Here, it's been exactly like working for a private collector, only better: there are many more people who can see and share your work.''</w:t>
-        <w:br/>
-        <w:t>Such informality has its drawbacks. Some sculptures have been damaged or soiled because of poor maintenance, though the city has moved to rectify that.</w:t>
-        <w:br/>
-        <w:t xml:space="preserve"> </w:t>
-        <w:br/>
-        <w:t>Toward a More Scenic City</w:t>
-        <w:br/>
-        <w:t>Some of the more spectacular sculptures in working-class neighborhoods today include Mr. Hunt's ''Rites of Spring,'' a sinuous and sensuously draped metal standing figure. The statue, cozily surrounded by brick arches left from a work shed, is at one end of the dramatically landscaped Parc del Clot, a former railroad yard.</w:t>
-        <w:br/>
-        <w:t>Mr. Chillida's ''Eulogy to Water,'' a huge four-fingered steel vise, is suspended over a swimming pool in Parc de la Creueta del Coll, a former rock quarry. One of Mr. Kelly's three sculptures, a tall flat-faced totem, stands nearby. His other two pieces, an aluminum- colored totem and a brown metal wedge, stand like two rocks in the Parc de la Pegaso, the former site of a truck factory.</w:t>
-        <w:br/>
-        <w:t>Miro's ''Woman and Bird,'' a tall, gawky polychrome figure, is reflected in a pond on the edge of Parc de L'Escorxador, formerly the site of a slaughterhouse.</w:t>
-        <w:br/>
-        <w:t>El Parc de L'Espanya Industrial was the site of a textile factory. At one end of it today is the gigantic playful steel ''Dragon of St. George'' by Andres Nagel. It serves as a children's slide into a pool. The far end of the park is more formal, graced by Mr. Caro's abstract sculpture and a steel one by Pablo Palazuelo that resembles a house.</w:t>
-        <w:br/>
-        <w:t>Mr. Tapies's ''Homage to Picasso'' sits on Passeig de Picasso, a new boulevard created out of a downtown street that had been sliding into tawdry oblivion. The sculpture is a large glass cube with water pouring down its sides. Inside are random pieces of furniture and canvas alluding to Picasso's nonconformity.</w:t>
-        <w:br/>
-        <w:t>Richard Serra incorporated an existing palm tree into his work, which includes two concentric concrete walls and a leaning erector-set tower that together make a Minimalist design out of the rehabilitated Placa de la Palmera.</w:t>
-        <w:br/>
-        <w:t xml:space="preserve"> </w:t>
-        <w:br/>
-        <w:t>A String of Outdoor Museums</w:t>
-        <w:br/>
-        <w:t>In almost every instance, the sculptors have chosen their parks or plazas and worked closely with their architects to insure an integral design. Some of the early plazas were criticized for lacking greenery, which the later ones usually include.</w:t>
-        <w:br/>
-        <w:t>Taken together, the pieces form a sort of outdoor museum of late-20th- century work. They add to an already rich heritage of sculpture from earlier eras around the city.</w:t>
-        <w:br/>
-        <w:t>Barcelona, which will be host to the 1992 Summer Olympics, is also in the midst of a flurry of new construction. Some of the newer sculptures, like those by Mr. Botero, Mr. Lichtenstein and Mr. Oldenburg, are being placed in Olympic-related areas. But officials emphasize that the sculpture program is independent, growing out of something deeper in the Catalan soul.</w:t>
-        <w:br/>
-        <w:t>That something is reflected in the sculptures' popularity. When Mr. Corbero's enchanting group of marble moons and shapes on an island in a pond was unveiled, he expected the normal small group of art lovers and officials. Nearly 30,000 people came. His eyes watered, he said.</w:t>
-        <w:br/>
-        <w:br/>
-        <w:t>Graphic</w:t>
-        <w:br/>
-        <w:br/>
-        <w:t xml:space="preserve"> </w:t>
-        <w:br/>
-        <w:t>Photos: ''Dragon of St. George,'' a steel sculpture by Andres Nagel, at El Parc de L'Espanya Industrial in Barcelona. (pg. C13); ''Woman and Bird,'' a sculpture by Joan Miro in Parc de L'Escor-xador in Barcelona. (pg. C14) (Edward Schumacher for The New York Times)</w:t>
+        <w:t>With those kinds of safeguards in place, Congress could confidently lift all limits on the amount depositors could put in insured accounts. Yet the taxpayer would be protected, and millions of pensioners, nonprofit organizations and ordinary depositors could sleep soundly at night, knowing their money was safe.</w:t>
       </w:r>
     </w:p>
     <w:sectPr>

--- a/example_articles/occupations/Unspecified/3.occupations_Unspecified_New_York_Times.docx
+++ b/example_articles/occupations/Unspecified/3.occupations_Unspecified_New_York_Times.docx
@@ -7,7 +7,7 @@
         <w:pStyle w:val="Heading1"/>
       </w:pPr>
       <w:r>
-        <w:t>A Better Way to Protect Deposits</w:t>
+        <w:t>The Lincoln Caucus</w:t>
       </w:r>
     </w:p>
     <w:p>
@@ -17,17 +17,17 @@
     </w:p>
     <w:p>
       <w:r>
-        <w:t>Date: 1990-11-26</w:t>
+        <w:t>Date: 2016-04-08</w:t>
       </w:r>
     </w:p>
     <w:p>
       <w:r>
-        <w:t>Section: Section A;; Section A; Page 18; Column 1; Editorial Desk; Column 1;; Editorial</w:t>
+        <w:t>Section: Section A; Column 0; Editorial Desk; Pg. 25; OP-ED COLUMNIST</w:t>
       </w:r>
     </w:p>
     <w:p>
       <w:r>
-        <w:t>Source file: NYT/34.DOCX</w:t>
+        <w:t>Source file: NYT/24.DOCX</w:t>
       </w:r>
     </w:p>
     <w:p>
@@ -49,27 +49,48 @@
     </w:p>
     <w:p>
       <w:r>
-        <w:t>The recent collapse of Freedom National Bank in Harlem demolished a proud symbol of black-owned neighborhood enterprise. It also focused attention on Federal deposit insurance, since several charitable organizations stand to lose hundreds of thousands in accounts they mistakenly thought were insured.</w:t>
+        <w:t>The Republican presidential campaign just changed. Until now this has been a candidate-centric process. All the different candidates were competing to get a majority of delegates to the G.O.P. convention. But now it's likely no candidate will get that majority on the first ballot.</w:t>
         <w:br/>
-        <w:t>The plight of the Harlem charities should temper enthusiasm for proposals circulating within Congress and the Treasury Department to cut back the limits of federally insured deposits. There are better ways to protect taxpayers than by threatening depositors.</w:t>
+        <w:t xml:space="preserve">So the campaign has become a delegate-centric process. Suddenly the delegates have all the power and the candidates have to woo them for their support. The crucial question is, how are delegates going to use their power? </w:t>
         <w:br/>
-        <w:t>Federal deposit insurance was enacted during the 1930's in the aftermath of massive bank failures brought on by the Depression. For 50 years, the system worked to protect solvent banks from panicky withdrawals and to give peace of mind to ordinary depositors.</w:t>
+        <w:t xml:space="preserve">  Well, they could go the solitary path. In this model the delegates give away their support one by one. But they'd get nothing for it in return -- except maybe a hug from Ivanka Trump or a Ted Cruz coffee mug. Big whoop.</w:t>
         <w:br/>
-        <w:t>Starting in the 1970's, Congress deregulated the interest rates that banks were allowed to pay depositors, raised insurance limits to $100,000 from $40,000 and loosened restrictions on bank investments. The combination proved deadly for savings and loan institutions, which had to pay much higher interest rates on deposits than they were earning on their long-term residential mortgages.</w:t>
+        <w:t xml:space="preserve">  Or they could choose the collective path.</w:t>
         <w:br/>
-        <w:t>Failing S.&amp; L.'s offered fabulously high interest rates to attract deposits, then invested the new money in high-risk ventures. When the investments failed, the Government was stuck paying off depositors. Such gambling with federally insured deposits remains possible under current law.</w:t>
+        <w:t xml:space="preserve">  This is the path that recognizes that the situation we're in now is more like a parliamentary process than a presidential process. Even very small groups can have an amazing influence over big candidates who are trying to build a majority coalition. Think of the way small Israeli religious parties extract concessions from the much larger Israeli parties.</w:t>
         <w:br/>
-        <w:t>Many in Congress and the Administration want to prevent a recurrence of the S.&amp; L. bailout by cutting back taxpayer liability. Some proposals would eliminate the right of depositors to keep separately insured accounts at different banks. Other proposals would return the ceiling on insured accounts to $40,000. The idea is to leave wealthy depositors exposed to loss so they will withdraw money from unsafe banks.</w:t>
+        <w:t xml:space="preserve">  So I'm suggesting some number of delegates organize themselves into a caucus called the Lincoln Caucus. The Lincoln Caucus would not be an explicitly anti-Trump caucus or an anti-Cruz caucus. It would just be a caucus made up of delegates who are not happy with the choices currently before them.</w:t>
         <w:br/>
-        <w:t>There are glaring flaws in this idea. Lower deposit limits would hurt depositors who aren't rich. The Harlem charities are examples of depositors with more than $100,000 at stake. Working-class retirees who receive lump-sum pension payments of $60,000 or more might also find themselves vulnerable if deposit limits were reduced.</w:t>
+        <w:t xml:space="preserve">  The evidence suggests that there will be a lot of these delegates. Only 10 percent of the delegates are named by the presidential campaigns. The vast majority, still to be chosen, will be local activists or state legislators.</w:t>
         <w:br/>
-        <w:t>In addition, the incentive is sure to backfire. Professional investors and security analysts were unable to predict which savings and loan institutions would fail. How could ordinary depositors be able to tell which banks are sound? More likely, panicky depositors would withdraw money from solvent banks that become the unjustified targets of rumor.</w:t>
+        <w:t xml:space="preserve">  If they have a chance on a second or third ballot, many of them will love to vote against Donald Trump. By July, many of them, I suspect, will be less satisfied with Cruz than they are today -- after he gets crushed in a bunch of big primaries and gets bloodied in the Trump-Cruz civil war.</w:t>
         <w:br/>
-        <w:t>Beyond that, limits on deposit insurance have never been enforced in an evenhanded manner. Regulators do not, and probably cannot, allow depositors at large banks to suffer losses lest hasty withdrawals destabilize the banking system. Stricter limits, if passed, would wind up applying only to small banks, like Freedom National, threatening to drive them out of business.</w:t>
+        <w:t xml:space="preserve">  I'm suggesting that the delegates who signed up to be members of the Lincoln Caucus make a pledge to work and vote together at the convention.</w:t>
         <w:br/>
-        <w:t>How then ought the system be reformed? A number of economists have proposed more workable legislation to prevent gambling with insured deposits. Such plans would require banks to keep a large cushion of marketable assets that could be readily claimed by regulatory authorities to pay back depositors. And as losses eroded these assets, regulatory authorities would be required, not just permitted, to stop a bank from extending new loans or distributing dividends.</w:t>
+        <w:t xml:space="preserve">  The first thing the Lincoln Caucus would do is plant a flag for a different style of Republicanism. Members of the caucus would remind the country that there still are Republicans who believe in prudent globalism, reform conservative ideas to lift up the working class. There are still Republicans who believe in certain standards of polite behavior in public and pragmatic compromise.</w:t>
         <w:br/>
-        <w:t>With those kinds of safeguards in place, Congress could confidently lift all limits on the amount depositors could put in insured accounts. Yet the taxpayer would be protected, and millions of pensioners, nonprofit organizations and ordinary depositors could sleep soundly at night, knowing their money was safe.</w:t>
+        <w:t xml:space="preserve">  If the Republican ticket gets devastated in November, members of the Lincoln Caucus could say, ''We stood for something different,'' and they'd be in a good position to lead the rebuilding process.</w:t>
+        <w:br/>
+        <w:t xml:space="preserve">  But the Lincoln Caucus would primarily serve more immediate ends.</w:t>
+        <w:br/>
+        <w:t xml:space="preserve">  First, the Lincoln Caucus would work with the rules committee to get rid of any party bylaws that inhibit delegate flexibility at the convention. Second, it would tell the Trump and Cruz campaigns this: After the second ballot, we will entertain offers for our support. You may offer us policy pledges, personnel positions or anything you think will win our favor.</w:t>
+        <w:br/>
+        <w:t xml:space="preserve">  After the offers were in, members of the Lincoln Caucus would hold a public vote. They could vote for the Trump offer, for the Cruz offer or for some as yet unknown third candidate. If most of the Lincoln Caucus votes went for the third option, then that person would be the caucus candidate in the ensuing convention ballots.</w:t>
+        <w:br/>
+        <w:t xml:space="preserve">  This process would bring the Trump and Cruz campaigns back toward the Republican mainstream. It would create a road toward party unity after one deal or another was reached. It might go some way toward heading off a general election debacle.</w:t>
+        <w:br/>
+        <w:t xml:space="preserve">  It would also create a democratic path toward a Republican nominee who is not Trump or Cruz. Remember, the members of the caucus would be delegates, not Washington insiders. They would be a committeeman from Missouri or a state rep from Ohio. They'd be tied to the grass roots, and the press would be all over these people at the convention. This is the best way to get a non-Trump/Cruz candidate without sparking riots in the streets.</w:t>
+        <w:br/>
+        <w:t xml:space="preserve">  Mostly, members of the Lincoln Caucus would stand up for the legitimate rights of the party. In our republican system, it is parties that choose nominees; not primary voters. Parties are lasting institutions that manage coalitions, preserve historical commitments, protect us from flash-in-the-pan demagogues and impose restraints on the excessively ambitious. The Lincoln Caucus would embody these legitimate institutional responsibilities.</w:t>
+        <w:br/>
+        <w:t xml:space="preserve">  It's impossible to tell where this process is heading. It would be nice to have a pre-organized faction, standing up for pragmatic, reform conservative ideas, ready for whatever may come.</w:t>
+        <w:br/>
+        <w:t xml:space="preserve">  If modern conservatives don't stand together, they will surely hang separately.</w:t>
+        <w:br/>
+        <w:t xml:space="preserve">  Follow The New York Times Opinion section on Facebook and Twitter, and sign up for the Opinion Today newsletter.</w:t>
+        <w:br/>
+        <w:br/>
+        <w:t>http://www.nytimes.com/2016/04/08/opinion/the-lincoln-caucus.html</w:t>
       </w:r>
     </w:p>
     <w:sectPr>

--- a/example_articles/occupations/Unspecified/3.occupations_Unspecified_New_York_Times.docx
+++ b/example_articles/occupations/Unspecified/3.occupations_Unspecified_New_York_Times.docx
@@ -7,7 +7,7 @@
         <w:pStyle w:val="Heading1"/>
       </w:pPr>
       <w:r>
-        <w:t>The Lincoln Caucus</w:t>
+        <w:t>Mo Salah Gives Egyptians What We Need; Contributing Op-Ed Writer</w:t>
       </w:r>
     </w:p>
     <w:p>
@@ -17,12 +17,12 @@
     </w:p>
     <w:p>
       <w:r>
-        <w:t>Date: 2016-04-08</w:t>
+        <w:t>Date: 2018-06-18</w:t>
       </w:r>
     </w:p>
     <w:p>
       <w:r>
-        <w:t>Section: Section A; Column 0; Editorial Desk; Pg. 25; OP-ED COLUMNIST</w:t>
+        <w:t>Section: OPINION</w:t>
       </w:r>
     </w:p>
     <w:p>
@@ -49,48 +49,33 @@
     </w:p>
     <w:p>
       <w:r>
-        <w:t>The Republican presidential campaign just changed. Until now this has been a candidate-centric process. All the different candidates were competing to get a majority of delegates to the G.O.P. convention. But now it's likely no candidate will get that majority on the first ballot.</w:t>
+        <w:t>CAIRO — The last time I watched a football match in its entirety was on June 12, 1990. Egypt was playing the Netherlands in the World Cup in Italy. I was 13 and watched the game on a small living-room television screen in Cairo, surrounded by my older cousins and their friends. We were a group of 20 Egyptians and one Dutch-Egyptian, whose loyalties were severely divided. It was Egypt's first appearance in a World Cup in 56 years.</w:t>
         <w:br/>
-        <w:t xml:space="preserve">So the campaign has become a delegate-centric process. Suddenly the delegates have all the power and the candidates have to woo them for their support. The crucial question is, how are delegates going to use their power? </w:t>
+        <w:t>We're a country of more than 95 million people, and like much of the continent, football is our national sport. Judging from the streets on any day there is an important league match, a sizable majority of Egyptians are fans — many of them divided between the country's two most popular teams, Ahly and Zamalek, but united around the national team.</w:t>
         <w:br/>
-        <w:t xml:space="preserve">  Well, they could go the solitary path. In this model the delegates give away their support one by one. But they'd get nothing for it in return -- except maybe a hug from Ivanka Trump or a Ted Cruz coffee mug. Big whoop.</w:t>
+        <w:t>I grew up in Cairo, down the street from the headquarters of the Ahly team, and football was an almost inescapable element of daily life. It was always on the radio, on TV and in conversation around me. You were invariably asked about your affiliation, and for much of the nearly 30 years of President Hosni Mubarak's rule, it was thought that football could contain political dissent, at least at home. Mr. Mubarak spent heavily on the national team, propping up its profile and raising the stakes of its successes — so much so that a longstanding rivalry with Algeria's team devolved into rioting in 2009, and required the intervention of diplomats.</w:t>
         <w:br/>
-        <w:t xml:space="preserve">  Or they could choose the collective path.</w:t>
+        <w:t>Somehow I never caught football fever and neither did my brother. This might have been the result of a British education (which favors rugby) or the combined effect of our football-fanatic father's absence (he lived abroad) and our mother's blanket noninterest in sports. But Egypt's qualification for the World Cup this year would have been an event to celebrate with or without Mohamed Salah, the 25-year-old player who led Liverpool to the Champions League final with his record-setting 32 goals this season. His inclusion in the national squad, the Pharaohs, has made converts of us all.</w:t>
         <w:br/>
-        <w:t xml:space="preserve">  This is the path that recognizes that the situation we're in now is more like a parliamentary process than a presidential process. Even very small groups can have an amazing influence over big candidates who are trying to build a majority coalition. Think of the way small Israeli religious parties extract concessions from the much larger Israeli parties.</w:t>
+        <w:t>With Egypt now playing in the World Cup, 28 years after the last time, billboards and posters celebrating the Pharaohs tower over many main streets of Cairo. Salah's name and face are plastered on T-shirts, of course, but also on shop doors and supermarket fliers, and on the cash register of our local dry cleaner. Although Salah sat out Egypt's first match on Friday because of an injury and the game ended in a 0-1 loss to Uruguay, fans still honked horns in the streets and waved the Egyptian flag out of car windows in joy.</w:t>
         <w:br/>
-        <w:t xml:space="preserve">  So I'm suggesting some number of delegates organize themselves into a caucus called the Lincoln Caucus. The Lincoln Caucus would not be an explicitly anti-Trump caucus or an anti-Cruz caucus. It would just be a caucus made up of delegates who are not happy with the choices currently before them.</w:t>
+        <w:t>It was through my sports-agnostic brother that I was introduced to Salah earlier this year, when I overheard him speaking to a friend with excitement (perhaps as a Muslim Londoner) about the Liverpool fans' chant: "Mo Salah — la la la la, la la la la la. If he's good enough for you, he's good enough for me. If he scores another few, then I'll be Muslim too." It was a gallery curator and art historian friend — usually hypercritical — who exclaimed with delight that I "had" to write about the British Museum's            "incredible" acquisition of Salah's football cleats, which have been displayed beside a monumental bust of Pharaoh Ramses II. A cousin who disavowed football over her husband's obsession with it has been bombarding a family WhatsApp group with daily postings on #MoSalah.</w:t>
         <w:br/>
-        <w:t xml:space="preserve">  The evidence suggests that there will be a lot of these delegates. Only 10 percent of the delegates are named by the presidential campaigns. The vast majority, still to be chosen, will be local activists or state legislators.</w:t>
+        <w:t>As a non-football-fan who has watched even more committed non-fans become passionate supporters, it is hard not to think of the excitement around Salah in symbolic political terms. First, for what he represents on the opposite side of the conservative populist current that has swept Europe and the United States, during this moment of Western anti-immigration rhetoric, Brexit and bans on Muslims. Salah is an underdog — an Egyptian, a Muslim, an immigrant — but with so many people rallying around and rooting for him, his miraculous talent is dispelling prejudice.</w:t>
         <w:br/>
-        <w:t xml:space="preserve">  If they have a chance on a second or third ballot, many of them will love to vote against Donald Trump. By July, many of them, I suspect, will be less satisfied with Cruz than they are today -- after he gets crushed in a bunch of big primaries and gets bloodied in the Trump-Cruz civil war.</w:t>
+        <w:t>As an Egyptian, I find it hard not to think of Salah also against the backdrop of the 2011 revolution. Although the feelings aren't quite comparable, the last time I felt myself leap inside, wanting to take to the streets with an Egyptian flag — as Salah inspires today — was in those early days of the uprising and through the first election the following year. Since then, though, the disappointments have been many and they have become extreme. There is a feeling of having lost ground as citizens — of no longer having any sway on the direction the country may take, as we felt we did back then.</w:t>
         <w:br/>
-        <w:t xml:space="preserve">  I'm suggesting that the delegates who signed up to be members of the Lincoln Caucus make a pledge to work and vote together at the convention.</w:t>
+        <w:t>Salah was born to a modest, working-class family in a rural village 80 miles from Cairo; the place didn't have a proper medical center or ambulance unit until Salah reportedly donated money for their establishment. Salah, as a hero and symbol, doesn't bring back what we lost when the hopes of the revolution shattered, but he offers an antidote to the political battering the country has taken, and he suggests a sense of possibility even to young Egyptians from backgrounds like his. Football players have the status of pop stars in Egypt, and Salah's is the ultimate success story — not just a story of fame and riches. It is widely thought that if he ran for political office, he might be elected.</w:t>
         <w:br/>
-        <w:t xml:space="preserve">  The first thing the Lincoln Caucus would do is plant a flag for a different style of Republicanism. Members of the caucus would remind the country that there still are Republicans who believe in prudent globalism, reform conservative ideas to lift up the working class. There are still Republicans who believe in certain standards of polite behavior in public and pragmatic compromise.</w:t>
+        <w:t>Perhaps that's why his image is sometimes appropriated by others. A glaring example came earlier this month, at the Egyptian team's training camp in Chechnya, when he was reportedly roused from a nap for a photo opportunity with Ramzan A. Kadyrov, the Russian republic's autocratic leader.            A photograph of Salah shaking the hand of President Abdel Fattah el-           Sisi of Egyptcirculated in the state press and on social media after his record-setting season. When Egypt's antidrug agency            used Salah as the face of a video campaign in April, its social media pages received a combined 8.4 million views in 72 hours. Salah's success is being co-opted by the state, but the results aren't necessarily sinister: He is a genuinely unifying force, the one thing in Egypt that everyone seems invested in.</w:t>
         <w:br/>
-        <w:t xml:space="preserve">  If the Republican ticket gets devastated in November, members of the Lincoln Caucus could say, ''We stood for something different,'' and they'd be in a good position to lead the rebuilding process.</w:t>
+        <w:t>Despite this, Salah isn't overtly political; he says it's for Egyptians, not Egypt, that he has put on the cleats of his national team. Yet he has power, and it comes from how, much like the revolution punctured the decades of stasis that preceded it, he is now puncturing the stark reality that has emerged since the revolution failed. Salah's success may not redeem the state of the nation, but he offers an escape from the present moment and a long history of political disappointments. Whether we win or lose in Tuesday's match against Russia, for Egyptians, Salah's existence alone feels like a win. As the Liverpool fans say, "Mo Salah is a gift from Allah."</w:t>
         <w:br/>
-        <w:t xml:space="preserve">  But the Lincoln Caucus would primarily serve more immediate ends.</w:t>
+        <w:t>Yasmine El Rashidi is the author of "The Battle for Egypt: Dispatches from the Revolution" and "Chronicle of a Last Summer: A Novel of Egypt."</w:t>
         <w:br/>
-        <w:t xml:space="preserve">  First, the Lincoln Caucus would work with the rules committee to get rid of any party bylaws that inhibit delegate flexibility at the convention. Second, it would tell the Trump and Cruz campaigns this: After the second ballot, we will entertain offers for our support. You may offer us policy pledges, personnel positions or anything you think will win our favor.</w:t>
+        <w:t xml:space="preserve">Ms. El Rashidi, a journalist and novelist, is a long-time resident of Cairo. </w:t>
         <w:br/>
-        <w:t xml:space="preserve">  After the offers were in, members of the Lincoln Caucus would hold a public vote. They could vote for the Trump offer, for the Cruz offer or for some as yet unknown third candidate. If most of the Lincoln Caucus votes went for the third option, then that person would be the caucus candidate in the ensuing convention ballots.</w:t>
-        <w:br/>
-        <w:t xml:space="preserve">  This process would bring the Trump and Cruz campaigns back toward the Republican mainstream. It would create a road toward party unity after one deal or another was reached. It might go some way toward heading off a general election debacle.</w:t>
-        <w:br/>
-        <w:t xml:space="preserve">  It would also create a democratic path toward a Republican nominee who is not Trump or Cruz. Remember, the members of the caucus would be delegates, not Washington insiders. They would be a committeeman from Missouri or a state rep from Ohio. They'd be tied to the grass roots, and the press would be all over these people at the convention. This is the best way to get a non-Trump/Cruz candidate without sparking riots in the streets.</w:t>
-        <w:br/>
-        <w:t xml:space="preserve">  Mostly, members of the Lincoln Caucus would stand up for the legitimate rights of the party. In our republican system, it is parties that choose nominees; not primary voters. Parties are lasting institutions that manage coalitions, preserve historical commitments, protect us from flash-in-the-pan demagogues and impose restraints on the excessively ambitious. The Lincoln Caucus would embody these legitimate institutional responsibilities.</w:t>
-        <w:br/>
-        <w:t xml:space="preserve">  It's impossible to tell where this process is heading. It would be nice to have a pre-organized faction, standing up for pragmatic, reform conservative ideas, ready for whatever may come.</w:t>
-        <w:br/>
-        <w:t xml:space="preserve">  If modern conservatives don't stand together, they will surely hang separately.</w:t>
-        <w:br/>
-        <w:t xml:space="preserve">  Follow The New York Times Opinion section on Facebook and Twitter, and sign up for the Opinion Today newsletter.</w:t>
-        <w:br/>
-        <w:br/>
-        <w:t>http://www.nytimes.com/2016/04/08/opinion/the-lincoln-caucus.html</w:t>
+        <w:t>PHOTO: A man in Mohamed Salah's home village of Nagrig, Egypt, wearing a football jersey with the athlete's name on it. (PHOTOGRAPH BY Sima Diab for The New York Times FOR THE NEW YORK TIMES)</w:t>
       </w:r>
     </w:p>
     <w:sectPr>
